--- a/3. Project Design Phase/Project Proposal (Proposed Solution) template.docx
+++ b/3. Project Design Phase/Project Proposal (Proposed Solution) template.docx
@@ -157,7 +157,7 @@
                 <w:szCs w:val="24"/>
                 <w:rtl w:val="0"/>
               </w:rPr>
-              <w:t xml:space="preserve">15 March 2024</w:t>
+              <w:t xml:space="preserve">24 October 2026</w:t>
             </w:r>
           </w:p>
         </w:tc>
@@ -251,7 +251,7 @@
                 <w:szCs w:val="24"/>
                 <w:rtl w:val="0"/>
               </w:rPr>
-              <w:t xml:space="preserve">xxxxxx</w:t>
+              <w:t xml:space="preserve">EN25CS3010138</w:t>
             </w:r>
           </w:p>
         </w:tc>
@@ -306,46 +306,25 @@
           </w:p>
         </w:tc>
         <w:tc>
-          <w:tcPr>
-            <w:shd w:fill="auto" w:val="clear"/>
-            <w:tcMar>
-              <w:top w:w="100.0" w:type="dxa"/>
-              <w:left w:w="100.0" w:type="dxa"/>
-              <w:bottom w:w="100.0" w:type="dxa"/>
-              <w:right w:w="100.0" w:type="dxa"/>
-            </w:tcMar>
-            <w:vAlign w:val="top"/>
-          </w:tcPr>
-          <w:p>
-            <w:pPr>
-              <w:keepNext w:val="0"/>
-              <w:keepLines w:val="0"/>
-              <w:widowControl w:val="0"/>
-              <w:pBdr>
-                <w:top w:space="0" w:sz="0" w:val="nil"/>
-                <w:left w:space="0" w:sz="0" w:val="nil"/>
-                <w:bottom w:space="0" w:sz="0" w:val="nil"/>
-                <w:right w:space="0" w:sz="0" w:val="nil"/>
-                <w:between w:space="0" w:sz="0" w:val="nil"/>
-              </w:pBdr>
-              <w:shd w:fill="auto" w:val="clear"/>
-              <w:spacing w:after="0" w:before="0" w:line="240" w:lineRule="auto"/>
-              <w:ind w:left="0" w:right="0" w:firstLine="0"/>
-              <w:jc w:val="left"/>
-              <w:rPr>
-                <w:rFonts w:ascii="Times New Roman" w:cs="Times New Roman" w:eastAsia="Times New Roman" w:hAnsi="Times New Roman"/>
-                <w:sz w:val="24"/>
-                <w:szCs w:val="24"/>
-              </w:rPr>
-            </w:pPr>
-            <w:r>
-              <w:rPr>
-                <w:rFonts w:ascii="Times New Roman" w:cs="Times New Roman" w:eastAsia="Times New Roman" w:hAnsi="Times New Roman"/>
-                <w:sz w:val="24"/>
-                <w:szCs w:val="24"/>
-                <w:rtl w:val="0"/>
-              </w:rPr>
-              <w:t xml:space="preserve">xxxxxx</w:t>
+          <w:tcPr/>
+          <w:p>
+            <w:pPr>
+              <w:widowControl w:val="1"/>
+              <w:rPr>
+                <w:rFonts w:ascii="Arial" w:cs="Arial" w:eastAsia="Arial" w:hAnsi="Arial"/>
+              </w:rPr>
+            </w:pPr>
+            <w:r>
+              <w:rPr>
+                <w:color w:val="0a0a0a"/>
+                <w:rtl w:val="0"/>
+              </w:rPr>
+              <w:t xml:space="preserve">Electric Vehicle Market Performance &amp; Insights</w:t>
+            </w:r>
+            <w:r>
+              <w:rPr>
+                <w:rtl w:val="0"/>
+              </w:rPr>
             </w:r>
           </w:p>
         </w:tc>
@@ -2440,12 +2419,12 @@
             <wp:posOffset>57150</wp:posOffset>
           </wp:positionH>
           <wp:positionV relativeFrom="page">
-            <wp:posOffset>-28574</wp:posOffset>
+            <wp:posOffset>-28573</wp:posOffset>
           </wp:positionV>
           <wp:extent cx="1376363" cy="589870"/>
           <wp:effectExtent b="0" l="0" r="0" t="0"/>
           <wp:wrapNone/>
-          <wp:docPr id="3" name="image1.png"/>
+          <wp:docPr id="4" name="image1.png"/>
           <a:graphic>
             <a:graphicData uri="http://schemas.openxmlformats.org/drawingml/2006/picture">
               <pic:pic>
@@ -2649,6 +2628,20 @@
       <w:szCs w:val="72"/>
     </w:rPr>
   </w:style>
+  <w:style w:type="table" w:styleId="TableNormal" w:default="1">
+    <w:name w:val="TableNormal"/>
+    <w:tblPr>
+      <w:tblCellMar>
+        <w:top w:w="100.0" w:type="dxa"/>
+        <w:left w:w="100.0" w:type="dxa"/>
+        <w:bottom w:w="100.0" w:type="dxa"/>
+        <w:right w:w="100.0" w:type="dxa"/>
+      </w:tblCellMar>
+    </w:tblPr>
+  </w:style>
+  <w:style w:type="paragraph" w:styleId="Normal" w:default="1">
+    <w:name w:val="normal"/>
+  </w:style>
   <w:style w:type="paragraph" w:styleId="Normal" w:default="1">
     <w:name w:val="normal"/>
   </w:style>
@@ -2694,6 +2687,27 @@
       </w:tblCellMar>
     </w:tblPr>
   </w:style>
+  <w:style w:type="table" w:styleId="Table1">
+    <w:basedOn w:val="TableNormal"/>
+    <w:tblPr>
+      <w:tblStyleRowBandSize w:val="1"/>
+      <w:tblStyleColBandSize w:val="1"/>
+    </w:tblPr>
+  </w:style>
+  <w:style w:type="table" w:styleId="Table2">
+    <w:basedOn w:val="TableNormal"/>
+    <w:tblPr>
+      <w:tblStyleRowBandSize w:val="1"/>
+      <w:tblStyleColBandSize w:val="1"/>
+    </w:tblPr>
+  </w:style>
+  <w:style w:type="table" w:styleId="Table3">
+    <w:basedOn w:val="TableNormal"/>
+    <w:tblPr>
+      <w:tblStyleRowBandSize w:val="1"/>
+      <w:tblStyleColBandSize w:val="1"/>
+    </w:tblPr>
+  </w:style>
   <w:style w:type="paragraph" w:styleId="Subtitle">
     <w:name w:val="Subtitle"/>
     <w:basedOn w:val="Normal"/>
@@ -2718,6 +2732,12 @@
     <w:tblPr>
       <w:tblStyleRowBandSize w:val="1"/>
       <w:tblStyleColBandSize w:val="1"/>
+      <w:tblCellMar>
+        <w:top w:w="0.0" w:type="dxa"/>
+        <w:left w:w="115.0" w:type="dxa"/>
+        <w:bottom w:w="0.0" w:type="dxa"/>
+        <w:right w:w="115.0" w:type="dxa"/>
+      </w:tblCellMar>
     </w:tblPr>
   </w:style>
   <w:style w:type="table" w:styleId="Table2">
@@ -2725,6 +2745,12 @@
     <w:tblPr>
       <w:tblStyleRowBandSize w:val="1"/>
       <w:tblStyleColBandSize w:val="1"/>
+      <w:tblCellMar>
+        <w:top w:w="0.0" w:type="dxa"/>
+        <w:left w:w="115.0" w:type="dxa"/>
+        <w:bottom w:w="0.0" w:type="dxa"/>
+        <w:right w:w="115.0" w:type="dxa"/>
+      </w:tblCellMar>
     </w:tblPr>
   </w:style>
   <w:style w:type="table" w:styleId="Table3">
@@ -2732,6 +2758,12 @@
     <w:tblPr>
       <w:tblStyleRowBandSize w:val="1"/>
       <w:tblStyleColBandSize w:val="1"/>
+      <w:tblCellMar>
+        <w:top w:w="0.0" w:type="dxa"/>
+        <w:left w:w="115.0" w:type="dxa"/>
+        <w:bottom w:w="0.0" w:type="dxa"/>
+        <w:right w:w="115.0" w:type="dxa"/>
+      </w:tblCellMar>
     </w:tblPr>
   </w:style>
 </w:styles>
@@ -3059,7 +3091,7 @@
 
 <file path=customXML/item1.xml><?xml version="1.0" encoding="utf-8"?>
 <go:gDocsCustomXmlDataStorage xmlns:go="http://customooxmlschemas.google.com/" xmlns:r="http://schemas.openxmlformats.org/officeDocument/2006/relationships" uri="GoogleDocsCustomDataVersion2">
-  <go:docsCustomData xmlns:go="http://customooxmlschemas.google.com/" roundtripDataSignature="AMtx7mjvKUk3kQTvcTqUwDapIDbiUhPWEg==">CgMxLjA4AHIhMUtaZy1FRWt5M2pCYlJrekowR18zelpDTWxuWklQaGUt</go:docsCustomData>
+  <go:docsCustomData xmlns:go="http://customooxmlschemas.google.com/" roundtripDataSignature="AMtx7miTTV7J8x6tsOulZlj1t+KvjCMxIA==">CgMxLjA4AHIhMXhTTTFMSU9BWmVoWGQ4MmNiSEJTazVqdFMtNkJNVnJZ</go:docsCustomData>
 </go:gDocsCustomXmlDataStorage>
 </file>
 
